--- a/.ai-workflow/work/tasks/현장방문대비/30 관리 산출물/개발/md2docx/JSA-PF-RL-002_배포 런북.docx
+++ b/.ai-workflow/work/tasks/현장방문대비/30 관리 산출물/개발/md2docx/JSA-PF-RL-002_배포 런북.docx
@@ -2,7 +2,6 @@
 <file path=word/document.xml><?xml version="1.0" encoding="utf-8"?>
 <w:document xmlns:w="http://schemas.openxmlformats.org/wordprocessingml/2006/main" xmlns:m="http://schemas.openxmlformats.org/officeDocument/2006/math" xmlns:r="http://schemas.openxmlformats.org/officeDocument/2006/relationships" xmlns:o="urn:schemas-microsoft-com:office:office" xmlns:v="urn:schemas-microsoft-com:vml" xmlns:w10="urn:schemas-microsoft-com:office:word" xmlns:a="http://schemas.openxmlformats.org/drawingml/2006/main" xmlns:pic="http://schemas.openxmlformats.org/drawingml/2006/picture" xmlns:wp="http://schemas.openxmlformats.org/drawingml/2006/wordprocessingDrawing">
   <w:body>
-    <w:bookmarkStart w:id="16" w:name="배포-런북"/>
     <w:p>
       <w:pPr>
         <w:pStyle w:val="Heading1"/>
@@ -199,7 +198,6 @@
         </w:tc>
       </w:tr>
     </w:tbl>
-    <w:bookmarkStart w:id="9" w:name="제개정-이력"/>
     <w:p>
       <w:pPr>
         <w:pStyle w:val="Heading2"/>
@@ -408,8 +406,6 @@
         <w:t xml:space="preserve">현재 단계는 제주 지반침하 프로토타입 분석 및 통합플랫폼과의 결합 방식 검토 중이고, 결합 방식은 미결정이다. 따라서 이 런북은 현재 통합플랫폼 기준이다.</w:t>
       </w:r>
     </w:p>
-    <w:bookmarkEnd w:id="9"/>
-    <w:bookmarkStart w:id="10" w:name="X290fd5f7343d7972f276860a7c49488edbe0434"/>
     <w:p>
       <w:pPr>
         <w:pStyle w:val="Heading2"/>
@@ -1173,8 +1169,6 @@
         <w:t xml:space="preserve">).</w:t>
       </w:r>
     </w:p>
-    <w:bookmarkEnd w:id="10"/>
-    <w:bookmarkStart w:id="11" w:name="Xb4aa28125820d3b3b600054aa1c297905a0f4fe"/>
     <w:p>
       <w:pPr>
         <w:pStyle w:val="Heading2"/>
@@ -1648,8 +1642,6 @@
         <w:t xml:space="preserve">확인 필요</w:t>
       </w:r>
     </w:p>
-    <w:bookmarkEnd w:id="11"/>
-    <w:bookmarkStart w:id="12" w:name="X4ef7f8f3a64b586c7e18c064ddc482ae85732f3"/>
     <w:p>
       <w:pPr>
         <w:pStyle w:val="Heading2"/>
@@ -2957,8 +2949,6 @@
         <w:t xml:space="preserve">로컬 k3s 의 첫 배포 기준 앱 파드는 6개(customer-api 2 · admin-api 2 · customer-web 1 · admin-web 1)다.</w:t>
       </w:r>
     </w:p>
-    <w:bookmarkEnd w:id="12"/>
-    <w:bookmarkStart w:id="13" w:name="Xc01662ee908f65330e2aefc41d42bb087da0245"/>
     <w:p>
       <w:pPr>
         <w:pStyle w:val="Heading2"/>
@@ -3554,8 +3544,6 @@
         </w:tc>
       </w:tr>
     </w:tbl>
-    <w:bookmarkEnd w:id="13"/>
-    <w:bookmarkStart w:id="14" w:name="Xb74626673d40b07f37e3e079bd48e1a201261d9"/>
     <w:p>
       <w:pPr>
         <w:pStyle w:val="Heading2"/>
@@ -3727,8 +3715,6 @@
         <w:t xml:space="preserve">운영 체계(책임자·직무 분리·연락 체계)는 CSAP 인증 신청 과업(M011, WBS ID 34 서비스 보안 운영체계 구성)에서 확정한다. 개인 연락처는 이 문서에 적지 않는다.</w:t>
       </w:r>
     </w:p>
-    <w:bookmarkEnd w:id="14"/>
-    <w:bookmarkStart w:id="15" w:name="X3a154c977ccbe5a8912e81ab02a8164e30bbe96"/>
     <w:p>
       <w:pPr>
         <w:pStyle w:val="Heading2"/>
@@ -3842,8 +3828,6 @@
         <w:t xml:space="preserve">(통합플랫폼 배포 설정 없음 확인, 2026-10-16)</w:t>
       </w:r>
     </w:p>
-    <w:bookmarkEnd w:id="15"/>
-    <w:bookmarkEnd w:id="16"/>
     <w:sectPr>
       <w:footnotePr>
         <w:numRestart w:val="eachSect"/>

--- a/.ai-workflow/work/tasks/현장방문대비/30 관리 산출물/개발/md2docx/JSA-PF-RL-002_배포 런북.docx
+++ b/.ai-workflow/work/tasks/현장방문대비/30 관리 산출물/개발/md2docx/JSA-PF-RL-002_배포 런북.docx
@@ -175,24 +175,42 @@
               <w:pStyle w:val="Compact"/>
             </w:pPr>
             <w:r>
-              <w:t xml:space="preserve">작성자 / 승인자</w:t>
-            </w:r>
-          </w:p>
-        </w:tc>
-        <w:tc>
-          <w:tcPr/>
-          <w:p>
-            <w:pPr>
-              <w:pStyle w:val="Compact"/>
-            </w:pPr>
-            <w:r>
-              <w:t xml:space="preserve">개발팀 /</w:t>
-            </w:r>
-            <w:r>
-              <w:t xml:space="preserve"> </w:t>
-            </w:r>
-            <w:r>
-              <w:t xml:space="preserve">확인 필요</w:t>
+              <w:t xml:space="preserve">작성자</w:t>
+            </w:r>
+          </w:p>
+        </w:tc>
+        <w:tc>
+          <w:tcPr/>
+          <w:p>
+            <w:pPr>
+              <w:pStyle w:val="Compact"/>
+            </w:pPr>
+            <w:r>
+              <w:t xml:space="preserve">박가람</w:t>
+            </w:r>
+          </w:p>
+        </w:tc>
+      </w:tr>
+      <w:tr>
+        <w:tc>
+          <w:tcPr/>
+          <w:p>
+            <w:pPr>
+              <w:pStyle w:val="Compact"/>
+            </w:pPr>
+            <w:r>
+              <w:t xml:space="preserve">승인자</w:t>
+            </w:r>
+          </w:p>
+        </w:tc>
+        <w:tc>
+          <w:tcPr/>
+          <w:p>
+            <w:pPr>
+              <w:pStyle w:val="Compact"/>
+            </w:pPr>
+            <w:r>
+              <w:t xml:space="preserve">-</w:t>
             </w:r>
           </w:p>
         </w:tc>
@@ -320,18 +338,18 @@
               <w:pStyle w:val="Compact"/>
             </w:pPr>
             <w:r>
-              <w:t xml:space="preserve">개발팀</w:t>
-            </w:r>
-          </w:p>
-        </w:tc>
-        <w:tc>
-          <w:tcPr/>
-          <w:p>
-            <w:pPr>
-              <w:pStyle w:val="Compact"/>
-            </w:pPr>
-            <w:r>
-              <w:t xml:space="preserve">확인 필요</w:t>
+              <w:t xml:space="preserve">박가람</w:t>
+            </w:r>
+          </w:p>
+        </w:tc>
+        <w:tc>
+          <w:tcPr/>
+          <w:p>
+            <w:pPr>
+              <w:pStyle w:val="Compact"/>
+            </w:pPr>
+            <w:r>
+              <w:t xml:space="preserve">-</w:t>
             </w:r>
           </w:p>
         </w:tc>
@@ -387,23 +405,7 @@
         <w:t xml:space="preserve">values-prod.yaml</w:t>
       </w:r>
       <w:r>
-        <w:t xml:space="preserve">)로 흡수한다.</w:t>
-      </w:r>
-      <w:r>
-        <w:t xml:space="preserve"> </w:t>
-      </w:r>
-      <w:r>
-        <w:rPr>
-          <w:b/>
-          <w:bCs/>
-        </w:rPr>
-        <w:t xml:space="preserve">배포 실행 자동화(배포용 러너·배포 워크플로)는 아직 구성되지 않았으며, 아래 절차는 사람이 실행한다.</w:t>
-      </w:r>
-      <w:r>
-        <w:t xml:space="preserve"> </w:t>
-      </w:r>
-      <w:r>
-        <w:t xml:space="preserve">현재 단계는 제주 지반침하 프로토타입 분석 및 통합플랫폼과의 결합 방식 검토 중이고, 결합 방식은 미결정이다. 따라서 이 런북은 현재 통합플랫폼 기준이다.</w:t>
+        <w:t xml:space="preserve">)로 흡수한다. 아래 절차는 사람이 실행한다.</w:t>
       </w:r>
     </w:p>
     <w:p>
@@ -422,7 +424,7 @@
         </w:numPr>
       </w:pPr>
       <w:r>
-        <w:t xml:space="preserve">대상 버전: 릴리스 태그가 아니라</w:t>
+        <w:t xml:space="preserve">대상 버전:</w:t>
       </w:r>
       <w:r>
         <w:t xml:space="preserve"> </w:t>
@@ -437,223 +439,7 @@
         <w:t xml:space="preserve"> </w:t>
       </w:r>
       <w:r>
-        <w:t xml:space="preserve">의 chart·이미지 기준이다(기준 커밋 4e37ab6,</w:t>
-      </w:r>
-      <w:r>
-        <w:t xml:space="preserve"> </w:t>
-      </w:r>
-      <w:r>
-        <w:rPr>
-          <w:rStyle w:val="VerbatimChar"/>
-        </w:rPr>
-        <w:t xml:space="preserve">v0.1.0</w:t>
-      </w:r>
-      <w:r>
-        <w:t xml:space="preserve"> </w:t>
-      </w:r>
-      <w:r>
-        <w:t xml:space="preserve">이후 235 커밋). 현재 유일한 릴리스</w:t>
-      </w:r>
-      <w:r>
-        <w:t xml:space="preserve"> </w:t>
-      </w:r>
-      <w:r>
-        <w:rPr>
-          <w:rStyle w:val="VerbatimChar"/>
-        </w:rPr>
-        <w:t xml:space="preserve">v0.1.0</w:t>
-      </w:r>
-      <w:r>
-        <w:t xml:space="preserve">(2026-09-17)은 이 절차의 대상이 아니다. 마이그레이션 Job 개선(T105, 2026-09-27 KST</w:t>
-      </w:r>
-      <w:r>
-        <w:t xml:space="preserve"> </w:t>
-      </w:r>
-      <w:r>
-        <w:rPr>
-          <w:rStyle w:val="VerbatimChar"/>
-        </w:rPr>
-        <w:t xml:space="preserve">develop</w:t>
-      </w:r>
-      <w:r>
-        <w:t xml:space="preserve"> </w:t>
-      </w:r>
-      <w:r>
-        <w:t xml:space="preserve">병합)이</w:t>
-      </w:r>
-      <w:r>
-        <w:t xml:space="preserve"> </w:t>
-      </w:r>
-      <w:r>
-        <w:rPr>
-          <w:rStyle w:val="VerbatimChar"/>
-        </w:rPr>
-        <w:t xml:space="preserve">v0.1.0</w:t>
-      </w:r>
-      <w:r>
-        <w:t xml:space="preserve"> </w:t>
-      </w:r>
-      <w:r>
-        <w:t xml:space="preserve">뒤에 들어와서,</w:t>
-      </w:r>
-      <w:r>
-        <w:t xml:space="preserve"> </w:t>
-      </w:r>
-      <w:r>
-        <w:rPr>
-          <w:rStyle w:val="VerbatimChar"/>
-        </w:rPr>
-        <w:t xml:space="preserve">v0.1.0</w:t>
-      </w:r>
-      <w:r>
-        <w:t xml:space="preserve"> </w:t>
-      </w:r>
-      <w:r>
-        <w:t xml:space="preserve">chart 는 Job 이름이 고정이고 인자가 없어 이미지 기본값</w:t>
-      </w:r>
-      <w:r>
-        <w:t xml:space="preserve"> </w:t>
-      </w:r>
-      <w:r>
-        <w:rPr>
-          <w:rStyle w:val="VerbatimChar"/>
-        </w:rPr>
-        <w:t xml:space="preserve">migrate --seed</w:t>
-      </w:r>
-      <w:r>
-        <w:t xml:space="preserve"> </w:t>
-      </w:r>
-      <w:r>
-        <w:t xml:space="preserve">가 Job 이 만들어질 때마다(설치, 또는 Job 을 지우고 다시 배포할 때) 돌며(끌</w:t>
-      </w:r>
-      <w:r>
-        <w:t xml:space="preserve"> </w:t>
-      </w:r>
-      <w:r>
-        <w:rPr>
-          <w:rStyle w:val="VerbatimChar"/>
-        </w:rPr>
-        <w:t xml:space="preserve">migrate.seed</w:t>
-      </w:r>
-      <w:r>
-        <w:t xml:space="preserve"> </w:t>
-      </w:r>
-      <w:r>
-        <w:t xml:space="preserve">키 없음), 마이그레이션 이미지의 태그(또는 digest)를 바꾼 두 번째</w:t>
-      </w:r>
-      <w:r>
-        <w:t xml:space="preserve"> </w:t>
-      </w:r>
-      <w:r>
-        <w:rPr>
-          <w:rStyle w:val="VerbatimChar"/>
-        </w:rPr>
-        <w:t xml:space="preserve">helm upgrade</w:t>
-      </w:r>
-      <w:r>
-        <w:t xml:space="preserve"> </w:t>
-      </w:r>
-      <w:r>
-        <w:t xml:space="preserve">는 Job 불변 필드로 실패할 것으로 보이고, 스키마가 앞선 상태에서 롤백하면</w:t>
-      </w:r>
-      <w:r>
-        <w:t xml:space="preserve"> </w:t>
-      </w:r>
-      <w:r>
-        <w:rPr>
-          <w:rStyle w:val="VerbatimChar"/>
-        </w:rPr>
-        <w:t xml:space="preserve">wait-for-migration</w:t>
-      </w:r>
-      <w:r>
-        <w:t xml:space="preserve"> </w:t>
-      </w:r>
-      <w:r>
-        <w:t xml:space="preserve">이 '=' 로 비교해 api 파드가</w:t>
-      </w:r>
-      <w:r>
-        <w:t xml:space="preserve"> </w:t>
-      </w:r>
-      <w:r>
-        <w:rPr>
-          <w:rStyle w:val="VerbatimChar"/>
-        </w:rPr>
-        <w:t xml:space="preserve">Init</w:t>
-      </w:r>
-      <w:r>
-        <w:t xml:space="preserve"> </w:t>
-      </w:r>
-      <w:r>
-        <w:t xml:space="preserve">에서 멈출 것으로 보인다(불변 필드 실패와</w:t>
-      </w:r>
-      <w:r>
-        <w:t xml:space="preserve"> </w:t>
-      </w:r>
-      <w:r>
-        <w:rPr>
-          <w:rStyle w:val="VerbatimChar"/>
-        </w:rPr>
-        <w:t xml:space="preserve">Init</w:t>
-      </w:r>
-      <w:r>
-        <w:t xml:space="preserve"> </w:t>
-      </w:r>
-      <w:r>
-        <w:t xml:space="preserve">정지는 코드와 Kubernetes 규칙에서 도출한 것이며 클러스터에서 재현하지는 않았다). T105 를 포함한 릴리스 태그는 아직 없다.</w:t>
-      </w:r>
-      <w:r>
-        <w:t xml:space="preserve"> </w:t>
-      </w:r>
-      <w:r>
-        <w:rPr>
-          <w:rStyle w:val="VerbatimChar"/>
-        </w:rPr>
-        <w:t xml:space="preserve">develop</w:t>
-      </w:r>
-      <w:r>
-        <w:t xml:space="preserve"> </w:t>
-      </w:r>
-      <w:r>
-        <w:t xml:space="preserve">의</w:t>
-      </w:r>
-      <w:r>
-        <w:t xml:space="preserve"> </w:t>
-      </w:r>
-      <w:r>
-        <w:rPr>
-          <w:rStyle w:val="VerbatimChar"/>
-        </w:rPr>
-        <w:t xml:space="preserve">VERSION</w:t>
-      </w:r>
-      <w:r>
-        <w:t xml:space="preserve">·</w:t>
-      </w:r>
-      <w:r>
-        <w:rPr>
-          <w:rStyle w:val="VerbatimChar"/>
-        </w:rPr>
-        <w:t xml:space="preserve">Chart.yaml</w:t>
-      </w:r>
-      <w:r>
-        <w:t xml:space="preserve"> </w:t>
-      </w:r>
-      <w:r>
-        <w:t xml:space="preserve">도 0.1.0 그대로라 버전 값으로는 구별되지 않으므로 커밋 SHA 로 식별한다. 기준 커밋 4e37ab6 의 CI 실행(2026-10-16)은</w:t>
-      </w:r>
-      <w:r>
-        <w:t xml:space="preserve"> </w:t>
-      </w:r>
-      <w:r>
-        <w:rPr>
-          <w:rStyle w:val="VerbatimChar"/>
-        </w:rPr>
-        <w:t xml:space="preserve">docs</w:t>
-      </w:r>
-      <w:r>
-        <w:t xml:space="preserve"> </w:t>
-      </w:r>
-      <w:r>
-        <w:t xml:space="preserve">잡이 실패해 build-push 가 건너뛰어졌으므로 이 커밋의 이미지는 게시되지 않았다. 실제 배포 대상은 §2 점검을 통과한 커밋을 따로 정하고 chart 와 이미지는 같은 커밋의 것을 쓴다.</w:t>
+        <w:t xml:space="preserve">의 chart·이미지 기준이다. 배포 대상은 2절 점검을 통과한 커밋으로 정하고, chart 와 이미지는 같은 커밋의 것을 쓰며 커밋 SHA 로 식별한다.</w:t>
       </w:r>
     </w:p>
     <w:p>
@@ -709,22 +495,7 @@
         <w:t xml:space="preserve"> </w:t>
       </w:r>
       <w:r>
-        <w:t xml:space="preserve">병합 커밋)을 새로 빌드하면서 SHA 태그와 함께 붙이는 별칭이며,</w:t>
-      </w:r>
-      <w:r>
-        <w:t xml:space="preserve"> </w:t>
-      </w:r>
-      <w:r>
-        <w:rPr>
-          <w:rStyle w:val="VerbatimChar"/>
-        </w:rPr>
-        <w:t xml:space="preserve">develop</w:t>
-      </w:r>
-      <w:r>
-        <w:t xml:space="preserve"> </w:t>
-      </w:r>
-      <w:r>
-        <w:t xml:space="preserve">에서 올린 이미지에 덧붙는 태그가 아니다.</w:t>
+        <w:t xml:space="preserve">병합 커밋)을 빌드하면서 SHA 태그와 함께 붙이는 별칭이다.</w:t>
       </w:r>
       <w:r>
         <w:t xml:space="preserve"> </w:t>
@@ -749,30 +520,6 @@
       </w:r>
       <w:r>
         <w:t xml:space="preserve">)에 올라간다.</w:t>
-      </w:r>
-      <w:r>
-        <w:t xml:space="preserve"> </w:t>
-      </w:r>
-      <w:r>
-        <w:rPr>
-          <w:rStyle w:val="VerbatimChar"/>
-        </w:rPr>
-        <w:t xml:space="preserve">v0.1.0</w:t>
-      </w:r>
-      <w:r>
-        <w:t xml:space="preserve"> </w:t>
-      </w:r>
-      <w:r>
-        <w:t xml:space="preserve">태그의 build-push(run 35182539015)는 잡 6개가 모두 시작되지 못해 실패했다. 이 태그의 이미지가 GHCR 에 있는지는 확인하지 못했다</w:t>
-      </w:r>
-      <w:r>
-        <w:t xml:space="preserve"> </w:t>
-      </w:r>
-      <w:r>
-        <w:t xml:space="preserve">확인 필요</w:t>
-      </w:r>
-      <w:r>
-        <w:t xml:space="preserve">.</w:t>
       </w:r>
     </w:p>
     <w:p>
@@ -783,31 +530,7 @@
         </w:numPr>
       </w:pPr>
       <w:r>
-        <w:t xml:space="preserve">대상 환경: 3계층 사다리. 같은 이미지(digest)를 환경 사이에서 승격하는 것이 설계 원칙이다(ADR-2026-08-11.03). 현재는 이를 보장하는 절차가 없다 — 릴리스 이미지는 태그 커밋을 새로 빌드하므로</w:t>
-      </w:r>
-      <w:r>
-        <w:t xml:space="preserve"> </w:t>
-      </w:r>
-      <w:r>
-        <w:rPr>
-          <w:rStyle w:val="VerbatimChar"/>
-        </w:rPr>
-        <w:t xml:space="preserve">develop</w:t>
-      </w:r>
-      <w:r>
-        <w:t xml:space="preserve"> </w:t>
-      </w:r>
-      <w:r>
-        <w:t xml:space="preserve">이미지와 SHA·digest 가 다르고, 재태깅·digest 전달 절차와 배포 워크플로가 없으며(T089 todo), CI 가 만든 이미지가 배포된 환경도 없다(로컬 k3s 는 로컬에서 빌드해 import 한 이미지로 리허설했다). 운영에 어느 digest 를 쓸지는 정해야 한다</w:t>
-      </w:r>
-      <w:r>
-        <w:t xml:space="preserve"> </w:t>
-      </w:r>
-      <w:r>
-        <w:t xml:space="preserve">확인 필요</w:t>
-      </w:r>
-      <w:r>
-        <w:t xml:space="preserve">.</w:t>
+        <w:t xml:space="preserve">대상 환경: 3계층 사다리. 같은 이미지(digest)를 환경 사이에서 승격하는 것이 설계 원칙이다(ADR-2026-08-11.03).</w:t>
       </w:r>
     </w:p>
     <w:tbl>
@@ -819,9 +542,8 @@
         <w:tblLook w:firstRow="1" w:lastRow="0" w:firstColumn="0" w:lastColumn="0" w:noHBand="0" w:noVBand="0" w:val="0020"/>
       </w:tblPr>
       <w:tblGrid>
-        <w:gridCol w:w="2640"/>
-        <w:gridCol w:w="2640"/>
-        <w:gridCol w:w="2640"/>
+        <w:gridCol w:w="3960"/>
+        <w:gridCol w:w="3960"/>
       </w:tblGrid>
       <w:tr>
         <w:trPr>
@@ -849,17 +571,6 @@
             </w:r>
           </w:p>
         </w:tc>
-        <w:tc>
-          <w:tcPr/>
-          <w:p>
-            <w:pPr>
-              <w:pStyle w:val="Compact"/>
-            </w:pPr>
-            <w:r>
-              <w:t xml:space="preserve">현재 상태</w:t>
-            </w:r>
-          </w:p>
-        </w:tc>
       </w:tr>
       <w:tr>
         <w:tc>
@@ -896,38 +607,6 @@
             </w:r>
           </w:p>
         </w:tc>
-        <w:tc>
-          <w:tcPr/>
-          <w:p>
-            <w:pPr>
-              <w:pStyle w:val="Compact"/>
-            </w:pPr>
-            <w:r>
-              <w:t xml:space="preserve">첫 설치(install)만 배포·검증 — 2026-09-10 실배포, 2026-09-16 NetworkPolicy 수정 후 재설치·재검증(둘 다 T105 이전 chart 이고 이미지는 로컬에서 빌드해 import 한 것, 검증 뒤 네임스페이스·릴리스는 삭제). 현재 chart(T105 이후)의 클러스터 설치·이미지 태그를 바꾼 업그레이드·롤백·PSA</w:t>
-            </w:r>
-            <w:r>
-              <w:t xml:space="preserve"> </w:t>
-            </w:r>
-            <w:r>
-              <w:rPr>
-                <w:rStyle w:val="VerbatimChar"/>
-              </w:rPr>
-              <w:t xml:space="preserve">restricted</w:t>
-            </w:r>
-            <w:r>
-              <w:t xml:space="preserve"> </w:t>
-            </w:r>
-            <w:r>
-              <w:t xml:space="preserve">는 실행 기록이 없다(lint·template·kubeconform 과 컨테이너 단위 시험만 했고 클러스터 실측은 T089 로 이관)</w:t>
-            </w:r>
-            <w:r>
-              <w:t xml:space="preserve"> </w:t>
-            </w:r>
-            <w:r>
-              <w:t xml:space="preserve">확인 필요</w:t>
-            </w:r>
-          </w:p>
-        </w:tc>
       </w:tr>
       <w:tr>
         <w:tc>
@@ -973,126 +652,6 @@
             </w:r>
           </w:p>
         </w:tc>
-        <w:tc>
-          <w:tcPr/>
-          <w:p>
-            <w:pPr>
-              <w:pStyle w:val="Compact"/>
-            </w:pPr>
-            <w:r>
-              <w:rPr>
-                <w:b/>
-                <w:bCs/>
-              </w:rPr>
-              <w:t xml:space="preserve">배포 불가</w:t>
-            </w:r>
-            <w:r>
-              <w:t xml:space="preserve"> </w:t>
-            </w:r>
-            <w:r>
-              <w:t xml:space="preserve">—</w:t>
-            </w:r>
-            <w:r>
-              <w:t xml:space="preserve"> </w:t>
-            </w:r>
-            <w:r>
-              <w:rPr>
-                <w:rStyle w:val="VerbatimChar"/>
-              </w:rPr>
-              <w:t xml:space="preserve">values-dev.yaml</w:t>
-            </w:r>
-            <w:r>
-              <w:t xml:space="preserve"> </w:t>
-            </w:r>
-            <w:r>
-              <w:t xml:space="preserve">의 이미지, Secret, DB 호스트, NetworkPolicy 대상이 비어 있다(대상 정보 대기). 또한</w:t>
-            </w:r>
-            <w:r>
-              <w:t xml:space="preserve"> </w:t>
-            </w:r>
-            <w:r>
-              <w:rPr>
-                <w:rStyle w:val="VerbatimChar"/>
-              </w:rPr>
-              <w:t xml:space="preserve">values-dev.yaml</w:t>
-            </w:r>
-            <w:r>
-              <w:t xml:space="preserve"> </w:t>
-            </w:r>
-            <w:r>
-              <w:t xml:space="preserve">의</w:t>
-            </w:r>
-            <w:r>
-              <w:t xml:space="preserve"> </w:t>
-            </w:r>
-            <w:r>
-              <w:rPr>
-                <w:rStyle w:val="VerbatimChar"/>
-              </w:rPr>
-              <w:t xml:space="preserve">ingress.className</w:t>
-            </w:r>
-            <w:r>
-              <w:t xml:space="preserve"> </w:t>
-            </w:r>
-            <w:r>
-              <w:t xml:space="preserve">은</w:t>
-            </w:r>
-            <w:r>
-              <w:t xml:space="preserve"> </w:t>
-            </w:r>
-            <w:r>
-              <w:rPr>
-                <w:rStyle w:val="VerbatimChar"/>
-              </w:rPr>
-              <w:t xml:space="preserve">nginx</w:t>
-            </w:r>
-            <w:r>
-              <w:t xml:space="preserve">(NetworkPolicy 출발지 예시도 ingress-nginx 기준)인데</w:t>
-            </w:r>
-            <w:r>
-              <w:t xml:space="preserve"> </w:t>
-            </w:r>
-            <w:r>
-              <w:rPr>
-                <w:rStyle w:val="VerbatimChar"/>
-              </w:rPr>
-              <w:t xml:space="preserve">ops/dev0</w:t>
-            </w:r>
-            <w:r>
-              <w:t xml:space="preserve"> </w:t>
-            </w:r>
-            <w:r>
-              <w:t xml:space="preserve">의 IngressClass 는</w:t>
-            </w:r>
-            <w:r>
-              <w:t xml:space="preserve"> </w:t>
-            </w:r>
-            <w:r>
-              <w:rPr>
-                <w:rStyle w:val="VerbatimChar"/>
-              </w:rPr>
-              <w:t xml:space="preserve">cilium</w:t>
-            </w:r>
-            <w:r>
-              <w:t xml:space="preserve">(2026-10-16)이라 맞춰야 한다. 통합플랫폼 배포 설정이 클러스터 저장소</w:t>
-            </w:r>
-            <w:r>
-              <w:t xml:space="preserve"> </w:t>
-            </w:r>
-            <w:r>
-              <w:rPr>
-                <w:rStyle w:val="VerbatimChar"/>
-              </w:rPr>
-              <w:t xml:space="preserve">apps/</w:t>
-            </w:r>
-            <w:r>
-              <w:t xml:space="preserve"> </w:t>
-            </w:r>
-            <w:r>
-              <w:t xml:space="preserve">에도 아직 없다</w:t>
-            </w:r>
-          </w:p>
-        </w:tc>
       </w:tr>
       <w:tr>
         <w:tc>
@@ -1123,27 +682,6 @@
             </w:r>
             <w:r>
               <w:t xml:space="preserve">태그 + 수동 승인</w:t>
-            </w:r>
-          </w:p>
-        </w:tc>
-        <w:tc>
-          <w:tcPr/>
-          <w:p>
-            <w:pPr>
-              <w:pStyle w:val="Compact"/>
-            </w:pPr>
-            <w:r>
-              <w:rPr>
-                <w:b/>
-                <w:bCs/>
-              </w:rPr>
-              <w:t xml:space="preserve">배포 불가</w:t>
-            </w:r>
-            <w:r>
-              <w:t xml:space="preserve"> </w:t>
-            </w:r>
-            <w:r>
-              <w:t xml:space="preserve">— Ingress 방식·DB 대역 등 대상 정보 대기(T077). 운영 타깃은 2026-10-14 NCP 공공기관용으로 결정(실측 5건이 승인 조건)</w:t>
             </w:r>
           </w:p>
         </w:tc>
@@ -1157,16 +695,7 @@
         </w:numPr>
       </w:pPr>
       <w:r>
-        <w:t xml:space="preserve">배포 일시·담당: 로컬 k3s 실배포 기록만 있다(2026-09-10 앱 파드 6개 Ready·마이그레이션 Job 2개 Complete·로그인 왕복 200, 2026-09-16 NetworkPolicy 수정 후 재검증). 둘 다 첫 설치이고 T105 병합(2026-09-27 KST) 이전 chart 다. 사내 개발·운영 배포 이력은 없다. 담당은 개발팀(담당자명</w:t>
-      </w:r>
-      <w:r>
-        <w:t xml:space="preserve"> </w:t>
-      </w:r>
-      <w:r>
-        <w:t xml:space="preserve">확인 필요</w:t>
-      </w:r>
-      <w:r>
-        <w:t xml:space="preserve">).</w:t>
+        <w:t xml:space="preserve">배포 일시·담당: 로컬 k3s 배포 2026-09-10(앱 파드 6개 Ready·마이그레이션 Job 2개 Complete·로그인 왕복 200), 2026-09-16 NetworkPolicy 수정 후 재검증. 담당은 박가람.</w:t>
       </w:r>
     </w:p>
     <w:p>
@@ -1198,13 +727,7 @@
         </w:numPr>
       </w:pPr>
       <w:r>
-        <w:t xml:space="preserve">백업 완료 — 운영은 NCP Cloud DB 자동 백업을 기본 방침으로 하며 구성·주기는 미확정(T077·T076). 사내 개발 DB 는 위치 미정이고 CronJob 백업은 설계 방향일 뿐 chart 에 없다</w:t>
-      </w:r>
-      <w:r>
-        <w:t xml:space="preserve"> </w:t>
-      </w:r>
-      <w:r>
-        <w:t xml:space="preserve">확인 필요</w:t>
+        <w:t xml:space="preserve">백업 완료 — 운영은 NCP Cloud DB 자동 백업을 기본 방침으로 한다</w:t>
       </w:r>
     </w:p>
     <w:p>
@@ -1288,13 +811,7 @@
         <w:t xml:space="preserve">MAP_SECRET_KEY</w:t>
       </w:r>
       <w:r>
-        <w:t xml:space="preserve">, base64 32바이트)의 주입 방법을 정했다 — chart 가 주입하지 않아 비워 두면 앱의 개발용 고정 기본값이 쓰일 수 있다(저장소 점검 결과, 클러스터 실측 아님)</w:t>
-      </w:r>
-      <w:r>
-        <w:t xml:space="preserve"> </w:t>
-      </w:r>
-      <w:r>
-        <w:t xml:space="preserve">확인 필요</w:t>
+        <w:t xml:space="preserve">, base64 32바이트)의 주입 방법을 정했다</w:t>
       </w:r>
     </w:p>
     <w:p>
@@ -1363,43 +880,7 @@
         <w:t xml:space="preserve"> </w:t>
       </w:r>
       <w:r>
-        <w:t xml:space="preserve">는 렌더 가드가 없어 비어 있어도</w:t>
-      </w:r>
-      <w:r>
-        <w:t xml:space="preserve"> </w:t>
-      </w:r>
-      <w:r>
-        <w:rPr>
-          <w:rStyle w:val="VerbatimChar"/>
-        </w:rPr>
-        <w:t xml:space="preserve">helm template</w:t>
-      </w:r>
-      <w:r>
-        <w:t xml:space="preserve">·</w:t>
-      </w:r>
-      <w:r>
-        <w:rPr>
-          <w:rStyle w:val="VerbatimChar"/>
-        </w:rPr>
-        <w:t xml:space="preserve">helm lint</w:t>
-      </w:r>
-      <w:r>
-        <w:t xml:space="preserve"> </w:t>
-      </w:r>
-      <w:r>
-        <w:t xml:space="preserve">가 통과하고(</w:t>
-      </w:r>
-      <w:r>
-        <w:rPr>
-          <w:rStyle w:val="VerbatimChar"/>
-        </w:rPr>
-        <w:t xml:space="preserve">DB_HOST</w:t>
-      </w:r>
-      <w:r>
-        <w:t xml:space="preserve"> </w:t>
-      </w:r>
-      <w:r>
-        <w:t xml:space="preserve">가 빈 값이 된다) DB 접속 단계에서 실패하는 것으로 추정된다(저장소 점검 결과, 클러스터 실측 아님). 렌더 통과로 갈음하지 말고 host 값을 직접 확인한다</w:t>
+        <w:t xml:space="preserve">는 렌더 통과와 별개로 값을 직접 확인한다</w:t>
       </w:r>
     </w:p>
     <w:p>
@@ -1438,109 +919,7 @@
         <w:t xml:space="preserve"> </w:t>
       </w:r>
       <w:r>
-        <w:t xml:space="preserve">라 TLS 를 받지 않는 DB 에는 연결에 실패해 API 파드가 Ready 가 되지 않는다. chart 는</w:t>
-      </w:r>
-      <w:r>
-        <w:t xml:space="preserve"> </w:t>
-      </w:r>
-      <w:r>
-        <w:rPr>
-          <w:rStyle w:val="VerbatimChar"/>
-        </w:rPr>
-        <w:t xml:space="preserve">sslMode</w:t>
-      </w:r>
-      <w:r>
-        <w:t xml:space="preserve"> </w:t>
-      </w:r>
-      <w:r>
-        <w:t xml:space="preserve">한 값에서</w:t>
-      </w:r>
-      <w:r>
-        <w:t xml:space="preserve"> </w:t>
-      </w:r>
-      <w:r>
-        <w:rPr>
-          <w:rStyle w:val="VerbatimChar"/>
-        </w:rPr>
-        <w:t xml:space="preserve">DB_REQUIRE_TLS</w:t>
-      </w:r>
-      <w:r>
-        <w:t xml:space="preserve"> </w:t>
-      </w:r>
-      <w:r>
-        <w:t xml:space="preserve">도 함께 파생하므로</w:t>
-      </w:r>
-      <w:r>
-        <w:t xml:space="preserve"> </w:t>
-      </w:r>
-      <w:r>
-        <w:rPr>
-          <w:rStyle w:val="VerbatimChar"/>
-        </w:rPr>
-        <w:t xml:space="preserve">sslMode</w:t>
-      </w:r>
-      <w:r>
-        <w:t xml:space="preserve"> </w:t>
-      </w:r>
-      <w:r>
-        <w:t xml:space="preserve">를</w:t>
-      </w:r>
-      <w:r>
-        <w:t xml:space="preserve"> </w:t>
-      </w:r>
-      <w:r>
-        <w:rPr>
-          <w:rStyle w:val="VerbatimChar"/>
-        </w:rPr>
-        <w:t xml:space="preserve">prefer</w:t>
-      </w:r>
-      <w:r>
-        <w:t xml:space="preserve">·</w:t>
-      </w:r>
-      <w:r>
-        <w:rPr>
-          <w:rStyle w:val="VerbatimChar"/>
-        </w:rPr>
-        <w:t xml:space="preserve">allow</w:t>
-      </w:r>
-      <w:r>
-        <w:t xml:space="preserve">·</w:t>
-      </w:r>
-      <w:r>
-        <w:rPr>
-          <w:rStyle w:val="VerbatimChar"/>
-        </w:rPr>
-        <w:t xml:space="preserve">disable</w:t>
-      </w:r>
-      <w:r>
-        <w:t xml:space="preserve"> </w:t>
-      </w:r>
-      <w:r>
-        <w:t xml:space="preserve">로 낮추면 부팅 검증도 꺼져 기동 거부 없이 그 값으로 붙는다.</w:t>
-      </w:r>
-      <w:r>
-        <w:t xml:space="preserve"> </w:t>
-      </w:r>
-      <w:r>
-        <w:rPr>
-          <w:rStyle w:val="VerbatimChar"/>
-        </w:rPr>
-        <w:t xml:space="preserve">prefer</w:t>
-      </w:r>
-      <w:r>
-        <w:t xml:space="preserve">·</w:t>
-      </w:r>
-      <w:r>
-        <w:rPr>
-          <w:rStyle w:val="VerbatimChar"/>
-        </w:rPr>
-        <w:t xml:space="preserve">allow</w:t>
-      </w:r>
-      <w:r>
-        <w:t xml:space="preserve"> </w:t>
-      </w:r>
-      <w:r>
-        <w:t xml:space="preserve">는 암호화를 보장하지 않아 DB 설정에 따라 조용히 평문이 될 수 있고, 낮춘 값을 막는 chart 가드·CI 검사는 없다)</w:t>
+        <w:t xml:space="preserve">라 TLS 를 받지 않는 DB 에는 연결에 실패해 API 파드가 Ready 가 되지 않는다)</w:t>
       </w:r>
     </w:p>
     <w:p>
@@ -1582,7 +961,7 @@
         <w:t xml:space="preserve"> </w:t>
       </w:r>
       <w:r>
-        <w:t xml:space="preserve">가 5개 조합으로 helm lint·template·kubeconform 을 검증한다). 이 스크립트의 dev·prod 조합은 NetworkPolicy 를 끄고 DB host 에 자리값을 넣어 돌리므로, CI 통과가 실제 대상 values 의 host·NetworkPolicy 대상이 채워졌다는 뜻은 아니다</w:t>
+        <w:t xml:space="preserve">가 5개 조합으로 helm lint·template·kubeconform 을 검증한다)</w:t>
       </w:r>
     </w:p>
     <w:p>
@@ -1615,13 +994,7 @@
         <w:t xml:space="preserve">true</w:t>
       </w:r>
       <w:r>
-        <w:t xml:space="preserve">). 꺼져 있으면 로그인할 계정이 없어서 4절의 로그인 왕복·smoke 3종은 사내 개발·운영에서 현재 절차로는 할 수 없다(시드를 끈 DB 에서 첫 관리자 계정을 만드는 절차가 없다, T105 남은 일)</w:t>
-      </w:r>
-      <w:r>
-        <w:t xml:space="preserve"> </w:t>
-      </w:r>
-      <w:r>
-        <w:t xml:space="preserve">확인 필요</w:t>
+        <w:t xml:space="preserve">)</w:t>
       </w:r>
     </w:p>
     <w:p>
@@ -1635,12 +1008,6 @@
       <w:r>
         <w:t xml:space="preserve">클러스터가 GHCR 이미지를 pull 할 수 있다(패키지 공개 여부 또는 pull Secret)</w:t>
       </w:r>
-      <w:r>
-        <w:t xml:space="preserve"> </w:t>
-      </w:r>
-      <w:r>
-        <w:t xml:space="preserve">확인 필요</w:t>
-      </w:r>
     </w:p>
     <w:p>
       <w:pPr>
@@ -1655,7 +1022,7 @@
         <w:pStyle w:val="FirstParagraph"/>
       </w:pPr>
       <w:r>
-        <w:t xml:space="preserve">예상 시간 칸에는 실측 기록이 있으면 측정 조건과 함께 실측값을 적고, 실측이 없으면 설정된 제한 시간을 '한도'로 적는다. 둘 다 없으면 "—"로 둔다. 실측은 로컬 k3d 의 마이그레이션 Job 소요뿐이며 사내·운영 배포 실측은 없다.</w:t>
+        <w:t xml:space="preserve">예상 시간 칸에는 실측값이 있으면 측정 조건과 함께 적고, 없으면 설정된 제한 시간을 '한도'로 적는다. 둘 다 없으면 "—"로 둔다.</w:t>
       </w:r>
     </w:p>
     <w:tbl>
@@ -1767,13 +1134,7 @@
               <w:t xml:space="preserve">kubectl config current-context</w:t>
             </w:r>
             <w:r>
-              <w:t xml:space="preserve">. GHCR 패키지가 비공개이면 클러스터에 pull Secret(imagePullSecrets)이 있어야 하는데 chart 에는 해당 값이 없고, 로컬 k3s 는 직접 빌드해 import 한 이미지로 검증해 GHCR pull 은 거치지 않았다. 패키지 공개 여부와 pull 자격 주입 방법은</w:t>
-            </w:r>
-            <w:r>
-              <w:t xml:space="preserve"> </w:t>
-            </w:r>
-            <w:r>
-              <w:t xml:space="preserve">확인 필요</w:t>
+              <w:t xml:space="preserve">. GHCR 패키지가 비공개이면 클러스터에 pull Secret(imagePullSecrets)이 있어야 한다</w:t>
             </w:r>
           </w:p>
         </w:tc>
@@ -1965,7 +1326,7 @@
               <w:t xml:space="preserve"> </w:t>
             </w:r>
             <w:r>
-              <w:t xml:space="preserve">전에 apply 한다. 이 경로는 ADR-2026-09-26.01(승인 2026-10-14)로 정해졌으나 도입(T093)이 끝나지 않아 controller 설치·봉인·배포를 해 본 적이 없다(미검증)</w:t>
+              <w:t xml:space="preserve">전에 apply 한다(ADR-2026-09-26.01)</w:t>
             </w:r>
           </w:p>
         </w:tc>
@@ -1987,7 +1348,7 @@
               <w:pStyle w:val="Compact"/>
             </w:pPr>
             <w:r>
-              <w:t xml:space="preserve">실측 없음. 한도 10분(</w:t>
+              <w:t xml:space="preserve">한도 10분(</w:t>
             </w:r>
             <w:r>
               <w:rPr>
@@ -2083,7 +1444,7 @@
               <w:pStyle w:val="Compact"/>
             </w:pPr>
             <w:r>
-              <w:t xml:space="preserve">실측 각 5초(로컬 k3d, 빈 DB 첫 설치, T087 기록 — 참고값). 한도 600초(</w:t>
+              <w:t xml:space="preserve">실측 각 5초(로컬 k3d, 빈 DB 첫 설치). 한도 600초(</w:t>
             </w:r>
             <w:r>
               <w:rPr>
@@ -2218,7 +1579,7 @@
               <w:pStyle w:val="Compact"/>
             </w:pPr>
             <w:r>
-              <w:t xml:space="preserve">실측 없음. 3단계</w:t>
+              <w:t xml:space="preserve">3단계</w:t>
             </w:r>
             <w:r>
               <w:t xml:space="preserve"> </w:t>
@@ -2374,7 +1735,7 @@
               <w:pStyle w:val="Compact"/>
             </w:pPr>
             <w:r>
-              <w:t xml:space="preserve">smoke 3종(시드를 켠 로컬 k3s 한정)</w:t>
+              <w:t xml:space="preserve">smoke 3종</w:t>
             </w:r>
           </w:p>
         </w:tc>
@@ -2413,33 +1774,6 @@
                 <w:rStyle w:val="VerbatimChar"/>
               </w:rPr>
               <w:t xml:space="preserve">smoke-map.sh</w:t>
-            </w:r>
-            <w:r>
-              <w:t xml:space="preserve"> </w:t>
-            </w:r>
-            <w:r>
-              <w:t xml:space="preserve">— 세 스크립트는 시더가 만드는 개발용 계정과 데이터(기본 조직·워크스페이스·배경지도)에 고정돼 있어</w:t>
-            </w:r>
-            <w:r>
-              <w:t xml:space="preserve"> </w:t>
-            </w:r>
-            <w:r>
-              <w:rPr>
-                <w:rStyle w:val="VerbatimChar"/>
-              </w:rPr>
-              <w:t xml:space="preserve">migrate.seed=true</w:t>
-            </w:r>
-            <w:r>
-              <w:t xml:space="preserve"> </w:t>
-            </w:r>
-            <w:r>
-              <w:t xml:space="preserve">인 로컬 k3s 에서만 통과한다. 시드를 끈 사내 개발·운영의 대체 검증은</w:t>
-            </w:r>
-            <w:r>
-              <w:t xml:space="preserve"> </w:t>
-            </w:r>
-            <w:r>
-              <w:t xml:space="preserve">확인 필요</w:t>
             </w:r>
           </w:p>
         </w:tc>
@@ -2472,232 +1806,7 @@
         <w:pStyle w:val="BodyText"/>
       </w:pPr>
       <w:r>
-        <w:t xml:space="preserve">운영 시 알아 둘 점(첫 두 항목은 chart 설계상 동작이고 이미지 태그를 바꾼 업그레이드와 롤백을 클러스터에서 실행한 기록은 없다 — T089. 세 번째·네 번째는 로컬 k3d 실측 기록에 근거한다). 첫 두 항목은</w:t>
-      </w:r>
-      <w:r>
-        <w:t xml:space="preserve"> </w:t>
-      </w:r>
-      <w:r>
-        <w:rPr>
-          <w:rStyle w:val="VerbatimChar"/>
-        </w:rPr>
-        <w:t xml:space="preserve">develop</w:t>
-      </w:r>
-      <w:r>
-        <w:t xml:space="preserve"> </w:t>
-      </w:r>
-      <w:r>
-        <w:t xml:space="preserve">의 chart 기준이다.</w:t>
-      </w:r>
-      <w:r>
-        <w:t xml:space="preserve"> </w:t>
-      </w:r>
-      <w:r>
-        <w:rPr>
-          <w:rStyle w:val="VerbatimChar"/>
-        </w:rPr>
-        <w:t xml:space="preserve">v0.1.0</w:t>
-      </w:r>
-      <w:r>
-        <w:t xml:space="preserve"> </w:t>
-      </w:r>
-      <w:r>
-        <w:t xml:space="preserve">에 없는 동작은 Job 이름의 리비전 접미사,</w:t>
-      </w:r>
-      <w:r>
-        <w:t xml:space="preserve"> </w:t>
-      </w:r>
-      <w:r>
-        <w:rPr>
-          <w:rStyle w:val="VerbatimChar"/>
-        </w:rPr>
-        <w:t xml:space="preserve">migrate --force</w:t>
-      </w:r>
-      <w:r>
-        <w:t xml:space="preserve"> </w:t>
-      </w:r>
-      <w:r>
-        <w:t xml:space="preserve">고정과</w:t>
-      </w:r>
-      <w:r>
-        <w:t xml:space="preserve"> </w:t>
-      </w:r>
-      <w:r>
-        <w:rPr>
-          <w:rStyle w:val="VerbatimChar"/>
-        </w:rPr>
-        <w:t xml:space="preserve">migrate.seed</w:t>
-      </w:r>
-      <w:r>
-        <w:t xml:space="preserve"> </w:t>
-      </w:r>
-      <w:r>
-        <w:t xml:space="preserve">기본 꺼짐(</w:t>
-      </w:r>
-      <w:r>
-        <w:rPr>
-          <w:rStyle w:val="VerbatimChar"/>
-        </w:rPr>
-        <w:t xml:space="preserve">values-local.yaml</w:t>
-      </w:r>
-      <w:r>
-        <w:t xml:space="preserve"> </w:t>
-      </w:r>
-      <w:r>
-        <w:t xml:space="preserve">만</w:t>
-      </w:r>
-      <w:r>
-        <w:t xml:space="preserve"> </w:t>
-      </w:r>
-      <w:r>
-        <w:rPr>
-          <w:rStyle w:val="VerbatimChar"/>
-        </w:rPr>
-        <w:t xml:space="preserve">true</w:t>
-      </w:r>
-      <w:r>
-        <w:t xml:space="preserve">.</w:t>
-      </w:r>
-      <w:r>
-        <w:t xml:space="preserve"> </w:t>
-      </w:r>
-      <w:r>
-        <w:rPr>
-          <w:rStyle w:val="VerbatimChar"/>
-        </w:rPr>
-        <w:t xml:space="preserve">v0.1.0</w:t>
-      </w:r>
-      <w:r>
-        <w:t xml:space="preserve"> </w:t>
-      </w:r>
-      <w:r>
-        <w:t xml:space="preserve">은 인자 없이 실행해 이미지 기본값</w:t>
-      </w:r>
-      <w:r>
-        <w:t xml:space="preserve"> </w:t>
-      </w:r>
-      <w:r>
-        <w:rPr>
-          <w:rStyle w:val="VerbatimChar"/>
-        </w:rPr>
-        <w:t xml:space="preserve">migrate --seed</w:t>
-      </w:r>
-      <w:r>
-        <w:t xml:space="preserve"> </w:t>
-      </w:r>
-      <w:r>
-        <w:t xml:space="preserve">가 항상 돈다),</w:t>
-      </w:r>
-      <w:r>
-        <w:t xml:space="preserve"> </w:t>
-      </w:r>
-      <w:r>
-        <w:rPr>
-          <w:rStyle w:val="VerbatimChar"/>
-        </w:rPr>
-        <w:t xml:space="preserve">wait-for-migration</w:t>
-      </w:r>
-      <w:r>
-        <w:t xml:space="preserve"> </w:t>
-      </w:r>
-      <w:r>
-        <w:t xml:space="preserve">의 '적용 수 ≥ 기대 수' 판정(롤백한 파드가 통과)이다. 새 마이그레이션이 있을 때 api 파드가</w:t>
-      </w:r>
-      <w:r>
-        <w:t xml:space="preserve"> </w:t>
-      </w:r>
-      <w:r>
-        <w:rPr>
-          <w:rStyle w:val="VerbatimChar"/>
-        </w:rPr>
-        <w:t xml:space="preserve">Init</w:t>
-      </w:r>
-      <w:r>
-        <w:t xml:space="preserve"> </w:t>
-      </w:r>
-      <w:r>
-        <w:t xml:space="preserve">에서 대기하는 것,</w:t>
-      </w:r>
-      <w:r>
-        <w:t xml:space="preserve"> </w:t>
-      </w:r>
-      <w:r>
-        <w:rPr>
-          <w:rStyle w:val="VerbatimChar"/>
-        </w:rPr>
-        <w:t xml:space="preserve">maxUnavailable: 0</w:t>
-      </w:r>
-      <w:r>
-        <w:t xml:space="preserve">,</w:t>
-      </w:r>
-      <w:r>
-        <w:t xml:space="preserve"> </w:t>
-      </w:r>
-      <w:r>
-        <w:rPr>
-          <w:rStyle w:val="VerbatimChar"/>
-        </w:rPr>
-        <w:t xml:space="preserve">backoffLimit: 0</w:t>
-      </w:r>
-      <w:r>
-        <w:t xml:space="preserve"> </w:t>
-      </w:r>
-      <w:r>
-        <w:t xml:space="preserve">은</w:t>
-      </w:r>
-      <w:r>
-        <w:t xml:space="preserve"> </w:t>
-      </w:r>
-      <w:r>
-        <w:rPr>
-          <w:rStyle w:val="VerbatimChar"/>
-        </w:rPr>
-        <w:t xml:space="preserve">v0.1.0</w:t>
-      </w:r>
-      <w:r>
-        <w:t xml:space="preserve"> </w:t>
-      </w:r>
-      <w:r>
-        <w:t xml:space="preserve">에도 있다(위에서 든 차이와 그 영향은 1절. chart 의 그 밖의 차이 — 마이그레이션 Job 의 제한 시간·TTL·자원, 파드 보안 컨텍스트(PSA</w:t>
-      </w:r>
-      <w:r>
-        <w:t xml:space="preserve"> </w:t>
-      </w:r>
-      <w:r>
-        <w:rPr>
-          <w:rStyle w:val="VerbatimChar"/>
-        </w:rPr>
-        <w:t xml:space="preserve">restricted</w:t>
-      </w:r>
-      <w:r>
-        <w:t xml:space="preserve">), api 의 포트·</w:t>
-      </w:r>
-      <w:r>
-        <w:rPr>
-          <w:rStyle w:val="VerbatimChar"/>
-        </w:rPr>
-        <w:t xml:space="preserve">trustedProxies</w:t>
-      </w:r>
-      <w:r>
-        <w:t xml:space="preserve"> </w:t>
-      </w:r>
-      <w:r>
-        <w:t xml:space="preserve">환경변수 주입 — 는 gis-sass 저장소의</w:t>
-      </w:r>
-      <w:r>
-        <w:t xml:space="preserve"> </w:t>
-      </w:r>
-      <w:r>
-        <w:rPr>
-          <w:rStyle w:val="VerbatimChar"/>
-        </w:rPr>
-        <w:t xml:space="preserve">git diff v0.1.0 4e37ab6 -- deploy/</w:t>
-      </w:r>
-      <w:r>
-        <w:t xml:space="preserve"> </w:t>
-      </w:r>
-      <w:r>
-        <w:t xml:space="preserve">로 본다):</w:t>
+        <w:t xml:space="preserve">운영 시 알아 둘 점:</w:t>
       </w:r>
     </w:p>
     <w:p>
@@ -2778,7 +1887,7 @@
         <w:t xml:space="preserve"> </w:t>
       </w:r>
       <w:r>
-        <w:t xml:space="preserve">만 실행해 시드가 돌지 않는다. 개발·운영 values 는 이 값을 바꾸지 않으며 켜지도 않는다(알려진 비밀번호의 개발용 계정이 만들어지기 때문이다).</w:t>
+        <w:t xml:space="preserve">만 실행해 시드가 돌지 않는다. 개발·운영 values 는 이 값을 켜지 않는다(알려진 비밀번호의 개발용 계정이 만들어지기 때문이다).</w:t>
       </w:r>
       <w:r>
         <w:t xml:space="preserve"> </w:t>
@@ -2823,7 +1932,7 @@
         <w:t xml:space="preserve"> </w:t>
       </w:r>
       <w:r>
-        <w:t xml:space="preserve">로 돌고, 로그인 왕복과 smoke 가 쓰는 개발용 계정이 이때 만들어진다. 실패(</w:t>
+        <w:t xml:space="preserve">로 돈다. 실패(</w:t>
       </w:r>
       <w:r>
         <w:rPr>
@@ -2955,38 +2064,6 @@
       </w:pPr>
       <w:r>
         <w:t xml:space="preserve">4. 배포 후 검증</w:t>
-      </w:r>
-    </w:p>
-    <w:p>
-      <w:pPr>
-        <w:pStyle w:val="FirstParagraph"/>
-      </w:pPr>
-      <w:r>
-        <w:t xml:space="preserve">로그인 왕복·smoke 3종·제품 간 격리(토큰 교차) 검증은 시더가 만드는 개발용 계정과 데이터(기본 조직·배경지도 레이어)를 전제로 하므로</w:t>
-      </w:r>
-      <w:r>
-        <w:t xml:space="preserve"> </w:t>
-      </w:r>
-      <w:r>
-        <w:rPr>
-          <w:rStyle w:val="VerbatimChar"/>
-        </w:rPr>
-        <w:t xml:space="preserve">migrate.seed=true</w:t>
-      </w:r>
-      <w:r>
-        <w:t xml:space="preserve"> </w:t>
-      </w:r>
-      <w:r>
-        <w:t xml:space="preserve">인 로컬 k3s 에서만 수행한다. 시드를 끄는 사내 개발·운영에는 로그인할 계정을 만드는 절차가 저장소에 없어(T105 남은 일) 지금은 이 검증을 수행할 수 없다. 계정 발급 절차와 대체 검증은</w:t>
-      </w:r>
-      <w:r>
-        <w:t xml:space="preserve"> </w:t>
-      </w:r>
-      <w:r>
-        <w:t xml:space="preserve">확인 필요</w:t>
-      </w:r>
-      <w:r>
-        <w:t xml:space="preserve">. 계정 없이 확인되는 항목은 파드·Job 상태, 관리 포트 헬스, 관리 포트 비노출, NetworkPolicy 다.</w:t>
       </w:r>
     </w:p>
     <w:tbl>
@@ -3157,7 +2234,7 @@
               <w:t xml:space="preserve">UP</w:t>
             </w:r>
             <w:r>
-              <w:t xml:space="preserve">. 실측 본문 예:</w:t>
+              <w:t xml:space="preserve">. 본문 예:</w:t>
             </w:r>
             <w:r>
               <w:t xml:space="preserve"> </w:t>
@@ -3169,7 +2246,7 @@
               <w:t xml:space="preserve">{"groups":["liveness","readiness"],"status":"UP"}</w:t>
             </w:r>
             <w:r>
-              <w:t xml:space="preserve">(2026-09-10 로컬 k3s, customer·admin 동일). 필드 순서·추가 필드는 달라질 수 있으므로 문자열 전체 일치가 아니라</w:t>
+              <w:t xml:space="preserve">. 필드 순서·추가 필드는 달라질 수 있으므로 문자열 전체 일치가 아니라</w:t>
             </w:r>
             <w:r>
               <w:t xml:space="preserve"> </w:t>
@@ -3289,7 +2366,7 @@
               <w:pStyle w:val="Compact"/>
             </w:pPr>
             <w:r>
-              <w:t xml:space="preserve">(시드를 켠 로컬 k3s) Ingress 경유 시드 계정 로그인 →</w:t>
+              <w:t xml:space="preserve">Ingress 경유 로그인 →</w:t>
             </w:r>
             <w:r>
               <w:t xml:space="preserve"> </w:t>
@@ -3299,15 +2376,6 @@
                 <w:rStyle w:val="VerbatimChar"/>
               </w:rPr>
               <w:t xml:space="preserve">/api/auth/me</w:t>
-            </w:r>
-            <w:r>
-              <w:t xml:space="preserve">. 사내 개발·운영은 계정 발급 절차가 없어 현재 절차로는 할 수 없다</w:t>
-            </w:r>
-            <w:r>
-              <w:t xml:space="preserve"> </w:t>
-            </w:r>
-            <w:r>
-              <w:t xml:space="preserve">확인 필요</w:t>
             </w:r>
           </w:p>
         </w:tc>
@@ -3342,12 +2410,6 @@
               <w:pStyle w:val="Compact"/>
             </w:pPr>
             <w:r>
-              <w:t xml:space="preserve">(시드를 켠 로컬 k3s)</w:t>
-            </w:r>
-            <w:r>
-              <w:t xml:space="preserve"> </w:t>
-            </w:r>
-            <w:r>
               <w:rPr>
                 <w:rStyle w:val="VerbatimChar"/>
               </w:rPr>
@@ -3362,7 +2424,7 @@
               <w:pStyle w:val="Compact"/>
             </w:pPr>
             <w:r>
-              <w:t xml:space="preserve">38 PASS·0 FAIL — compose 스택에서 실측한 기준 수치다(2026-08-18 연속 2회 동일, 2026-09-27 develop b1b07e0 에서 1회 재확인). 클러스터를 대상으로 돌린 기록은 찾지 못했다</w:t>
+              <w:t xml:space="preserve">38 PASS·0 FAIL</w:t>
             </w:r>
           </w:p>
         </w:tc>
@@ -3386,12 +2448,6 @@
               <w:pStyle w:val="Compact"/>
             </w:pPr>
             <w:r>
-              <w:t xml:space="preserve">(시드를 켠 로컬 k3s)</w:t>
-            </w:r>
-            <w:r>
-              <w:t xml:space="preserve"> </w:t>
-            </w:r>
-            <w:r>
               <w:rPr>
                 <w:rStyle w:val="VerbatimChar"/>
               </w:rPr>
@@ -3418,7 +2474,7 @@
               <w:pStyle w:val="Compact"/>
             </w:pPr>
             <w:r>
-              <w:t xml:space="preserve">smoke-map 42 PASS(compose 스택에서 실측한 기준 수치, 클러스터 실행 기록 없음). 3번 시나리오는 외부 타일 서버(OpenStreetMap)를 호출하므로 외부 네트워크가 필요하고, 소스 등록을 확인하는 시나리오는 호스트 이름을 IP 로 해석하므로 DNS 도 필요하다</w:t>
+              <w:t xml:space="preserve">smoke-map 42 PASS. 3번 시나리오는 외부 타일 서버(OpenStreetMap)를 호출하므로 외부 네트워크가 필요하고, 소스 등록을 확인하는 시나리오는 호스트 이름을 IP 로 해석하므로 DNS 도 필요하다</w:t>
             </w:r>
           </w:p>
         </w:tc>
@@ -3442,7 +2498,7 @@
               <w:pStyle w:val="Compact"/>
             </w:pPr>
             <w:r>
-              <w:t xml:space="preserve">(시드를 켠 로컬 k3s) customer 토큰으로 admin API 호출, 반대 방향도 호출</w:t>
+              <w:t xml:space="preserve">customer 토큰으로 admin API 호출, 반대 방향도 호출</w:t>
             </w:r>
           </w:p>
         </w:tc>
@@ -3523,27 +2579,20 @@
               <w:pStyle w:val="Compact"/>
             </w:pPr>
             <w:r>
-              <w:t xml:space="preserve">실패 0건(로컬 k3s,</w:t>
-            </w:r>
-            <w:r>
-              <w:t xml:space="preserve"> </w:t>
-            </w:r>
-            <w:r>
-              <w:rPr>
-                <w:rStyle w:val="VerbatimChar"/>
-              </w:rPr>
-              <w:t xml:space="preserve">kubectl rollout restart</w:t>
-            </w:r>
-            <w:r>
-              <w:t xml:space="preserve"> </w:t>
-            </w:r>
-            <w:r>
-              <w:t xml:space="preserve">중 2026-08-26 기록: 40/40. 이후 chart 변경 뒤 요청 실패를 센 재수행 기록은 없다)</w:t>
+              <w:t xml:space="preserve">실패 0건</w:t>
             </w:r>
           </w:p>
         </w:tc>
       </w:tr>
     </w:tbl>
+    <w:p>
+      <w:pPr>
+        <w:pStyle w:val="BodyText"/>
+      </w:pPr>
+      <w:r>
+        <w:t xml:space="preserve">로그인 왕복과 smoke 는 검증용 계정이 있는 환경에서 수행한다.</w:t>
+      </w:r>
+    </w:p>
     <w:p>
       <w:pPr>
         <w:pStyle w:val="Heading2"/>
@@ -3620,18 +2669,18 @@
               <w:pStyle w:val="Compact"/>
             </w:pPr>
             <w:r>
-              <w:t xml:space="preserve">확인 필요</w:t>
-            </w:r>
-          </w:p>
-        </w:tc>
-        <w:tc>
-          <w:tcPr/>
-          <w:p>
-            <w:pPr>
-              <w:pStyle w:val="Compact"/>
-            </w:pPr>
-            <w:r>
-              <w:t xml:space="preserve">확인 필요</w:t>
+              <w:t xml:space="preserve">박가람</w:t>
+            </w:r>
+          </w:p>
+        </w:tc>
+        <w:tc>
+          <w:tcPr/>
+          <w:p>
+            <w:pPr>
+              <w:pStyle w:val="Compact"/>
+            </w:pPr>
+            <w:r>
+              <w:t xml:space="preserve">-</w:t>
             </w:r>
           </w:p>
         </w:tc>
@@ -3655,18 +2704,18 @@
               <w:pStyle w:val="Compact"/>
             </w:pPr>
             <w:r>
-              <w:t xml:space="preserve">확인 필요</w:t>
-            </w:r>
-          </w:p>
-        </w:tc>
-        <w:tc>
-          <w:tcPr/>
-          <w:p>
-            <w:pPr>
-              <w:pStyle w:val="Compact"/>
-            </w:pPr>
-            <w:r>
-              <w:t xml:space="preserve">확인 필요</w:t>
+              <w:t xml:space="preserve">-</w:t>
+            </w:r>
+          </w:p>
+        </w:tc>
+        <w:tc>
+          <w:tcPr/>
+          <w:p>
+            <w:pPr>
+              <w:pStyle w:val="Compact"/>
+            </w:pPr>
+            <w:r>
+              <w:t xml:space="preserve">-</w:t>
             </w:r>
           </w:p>
         </w:tc>
@@ -3690,18 +2739,18 @@
               <w:pStyle w:val="Compact"/>
             </w:pPr>
             <w:r>
-              <w:t xml:space="preserve">확인 필요</w:t>
-            </w:r>
-          </w:p>
-        </w:tc>
-        <w:tc>
-          <w:tcPr/>
-          <w:p>
-            <w:pPr>
-              <w:pStyle w:val="Compact"/>
-            </w:pPr>
-            <w:r>
-              <w:t xml:space="preserve">확인 필요</w:t>
+              <w:t xml:space="preserve">박가람</w:t>
+            </w:r>
+          </w:p>
+        </w:tc>
+        <w:tc>
+          <w:tcPr/>
+          <w:p>
+            <w:pPr>
+              <w:pStyle w:val="Compact"/>
+            </w:pPr>
+            <w:r>
+              <w:t xml:space="preserve">-</w:t>
             </w:r>
           </w:p>
         </w:tc>
@@ -3712,7 +2761,7 @@
         <w:pStyle w:val="BodyText"/>
       </w:pPr>
       <w:r>
-        <w:t xml:space="preserve">운영 체계(책임자·직무 분리·연락 체계)는 CSAP 인증 신청 과업(M011, WBS ID 34 서비스 보안 운영체계 구성)에서 확정한다. 개인 연락처는 이 문서에 적지 않는다.</w:t>
+        <w:t xml:space="preserve">운영 체계(책임자·직무 분리·연락 체계)는 CSAP 인증 신청 과업(WBS ID 34 서비스 보안 운영체계 구성)에서 확정한다. 개인 연락처는 이 문서에 적지 않는다.</w:t>
       </w:r>
     </w:p>
     <w:p>
@@ -3741,7 +2790,7 @@
         <w:t xml:space="preserve"> </w:t>
       </w:r>
       <w:r>
-        <w:t xml:space="preserve">§3~§8,</w:t>
+        <w:t xml:space="preserve">§3–§8,</w:t>
       </w:r>
       <w:r>
         <w:t xml:space="preserve"> </w:t>
@@ -3808,24 +2857,6 @@
       </w:r>
       <w:r>
         <w:t xml:space="preserve">(3환경 사다리, 배포 실행 구조, CSAP 범위·운영 타깃)</w:t>
-      </w:r>
-    </w:p>
-    <w:p>
-      <w:pPr>
-        <w:pStyle w:val="Compact"/>
-        <w:numPr>
-          <w:ilvl w:val="0"/>
-          <w:numId w:val="1014"/>
-        </w:numPr>
-      </w:pPr>
-      <w:r>
-        <w:rPr>
-          <w:rStyle w:val="VerbatimChar"/>
-        </w:rPr>
-        <w:t xml:space="preserve">ops/dev0/apps/</w:t>
-      </w:r>
-      <w:r>
-        <w:t xml:space="preserve">(통합플랫폼 배포 설정 없음 확인, 2026-10-16)</w:t>
       </w:r>
     </w:p>
     <w:sectPr>

--- a/.ai-workflow/work/tasks/현장방문대비/30 관리 산출물/개발/md2docx/JSA-PF-RL-002_배포 런북.docx
+++ b/.ai-workflow/work/tasks/현장방문대비/30 관리 산출물/개발/md2docx/JSA-PF-RL-002_배포 런북.docx
@@ -210,7 +210,7 @@
               <w:pStyle w:val="Compact"/>
             </w:pPr>
             <w:r>
-              <w:t xml:space="preserve">-</w:t>
+              <w:t xml:space="preserve">박가람</w:t>
             </w:r>
           </w:p>
         </w:tc>
@@ -349,7 +349,7 @@
               <w:pStyle w:val="Compact"/>
             </w:pPr>
             <w:r>
-              <w:t xml:space="preserve">-</w:t>
+              <w:t xml:space="preserve">박가람</w:t>
             </w:r>
           </w:p>
         </w:tc>
